--- a/CMA_W_B1_Ch04_Handouts.docx
+++ b/CMA_W_B1_Ch04_Handouts.docx
@@ -7650,7 +7650,7 @@
                 <w:sz w:val="18"/>
                 <w:szCs w:val="18"/>
               </w:rPr>
-              <w:t xml:space="preserve">Current liability</w:t>
+              <w:t xml:space="preserve">Deduction from equity</w:t>
             </w:r>
           </w:p>
         </w:tc>
@@ -7683,7 +7683,7 @@
                 <w:sz w:val="18"/>
                 <w:szCs w:val="18"/>
               </w:rPr>
-              <w:t xml:space="preserve">Deduction from equity</w:t>
+              <w:t xml:space="preserve">Current liability</w:t>
             </w:r>
           </w:p>
         </w:tc>
@@ -7784,7 +7784,7 @@
                 <w:sz w:val="18"/>
                 <w:szCs w:val="18"/>
               </w:rPr>
-              <w:t xml:space="preserve">Contributed capital</w:t>
+              <w:t xml:space="preserve">Current liability</w:t>
             </w:r>
           </w:p>
         </w:tc>
@@ -7819,7 +7819,7 @@
                 <w:sz w:val="18"/>
                 <w:szCs w:val="18"/>
               </w:rPr>
-              <w:t xml:space="preserve">Deduction from equity</w:t>
+              <w:t xml:space="preserve">Contributed capital</w:t>
             </w:r>
           </w:p>
         </w:tc>
@@ -7852,7 +7852,7 @@
                 <w:sz w:val="18"/>
                 <w:szCs w:val="18"/>
               </w:rPr>
-              <w:t xml:space="preserve">Current liability</w:t>
+              <w:t xml:space="preserve">Deduction from equity</w:t>
             </w:r>
           </w:p>
         </w:tc>
@@ -7953,7 +7953,7 @@
                 <w:sz w:val="18"/>
                 <w:szCs w:val="18"/>
               </w:rPr>
-              <w:t xml:space="preserve">Current liability</w:t>
+              <w:t xml:space="preserve">Earned capital</w:t>
             </w:r>
           </w:p>
         </w:tc>
@@ -7988,7 +7988,7 @@
                 <w:sz w:val="18"/>
                 <w:szCs w:val="18"/>
               </w:rPr>
-              <w:t xml:space="preserve">Earned capital</w:t>
+              <w:t xml:space="preserve">Current liability</w:t>
             </w:r>
           </w:p>
         </w:tc>
@@ -8122,7 +8122,7 @@
                 <w:sz w:val="18"/>
                 <w:szCs w:val="18"/>
               </w:rPr>
-              <w:t xml:space="preserve">Contributed capital</w:t>
+              <w:t xml:space="preserve">Deduction from equity</w:t>
             </w:r>
           </w:p>
         </w:tc>
@@ -8157,7 +8157,7 @@
                 <w:sz w:val="18"/>
                 <w:szCs w:val="18"/>
               </w:rPr>
-              <w:t xml:space="preserve">Deduction from equity</w:t>
+              <w:t xml:space="preserve">Earned capital</w:t>
             </w:r>
           </w:p>
         </w:tc>
@@ -8190,7 +8190,7 @@
                 <w:sz w:val="18"/>
                 <w:szCs w:val="18"/>
               </w:rPr>
-              <w:t xml:space="preserve">Earned capital</w:t>
+              <w:t xml:space="preserve">Contributed capital</w:t>
             </w:r>
           </w:p>
         </w:tc>
@@ -20016,7 +20016,7 @@
           <w:sz w:val="18"/>
           <w:szCs w:val="18"/>
         </w:rPr>
-        <w:t xml:space="preserve">Retained earnings: no change. Total equity: decreases by the cost.</w:t>
+        <w:t xml:space="preserve">Retained earnings: opening balance increases, net of tax. Total equity: increases.</w:t>
       </w:r>
     </w:p>
     <w:p>
@@ -20062,7 +20062,7 @@
           <w:sz w:val="18"/>
           <w:szCs w:val="18"/>
         </w:rPr>
-        <w:t xml:space="preserve">Retained earnings: opening balance increases, net of tax. Total equity: increases.</w:t>
+        <w:t xml:space="preserve">Retained earnings: no change. Total equity: decreases by the cost.</w:t>
       </w:r>
     </w:p>
     <w:p>
@@ -25063,7 +25063,7 @@
           <w:sz w:val="18"/>
           <w:szCs w:val="18"/>
         </w:rPr>
-        <w:t xml:space="preserve">Retained earnings</w:t>
+        <w:t xml:space="preserve">Issuing and buying back shares</w:t>
       </w:r>
     </w:p>
     <w:p>
@@ -25086,7 +25086,7 @@
           <w:sz w:val="18"/>
           <w:szCs w:val="18"/>
         </w:rPr>
-        <w:t xml:space="preserve">Issuing and buying back shares</w:t>
+        <w:t xml:space="preserve">Limitations and links to the other statements</w:t>
       </w:r>
     </w:p>
     <w:p>
@@ -25155,7 +25155,7 @@
           <w:sz w:val="18"/>
           <w:szCs w:val="18"/>
         </w:rPr>
-        <w:t xml:space="preserve">Components of equity and the statement of changes in equity</w:t>
+        <w:t xml:space="preserve">Dividends, stock dividends and stock splits</w:t>
       </w:r>
     </w:p>
     <w:p>
@@ -25178,7 +25178,7 @@
           <w:sz w:val="18"/>
           <w:szCs w:val="18"/>
         </w:rPr>
-        <w:t xml:space="preserve">Retained earnings</w:t>
+        <w:t xml:space="preserve">Limitations and links to the other statements</w:t>
       </w:r>
     </w:p>
     <w:p>
@@ -25201,7 +25201,7 @@
           <w:sz w:val="18"/>
           <w:szCs w:val="18"/>
         </w:rPr>
-        <w:t xml:space="preserve">Dividends, stock dividends and stock splits</w:t>
+        <w:t xml:space="preserve">Retained earnings</w:t>
       </w:r>
     </w:p>
     <w:p>
@@ -25270,7 +25270,7 @@
           <w:sz w:val="18"/>
           <w:szCs w:val="18"/>
         </w:rPr>
-        <w:t xml:space="preserve">Retained earnings</w:t>
+        <w:t xml:space="preserve">Components of equity and the statement of changes in equity</w:t>
       </w:r>
     </w:p>
     <w:p>
@@ -25316,7 +25316,7 @@
           <w:sz w:val="18"/>
           <w:szCs w:val="18"/>
         </w:rPr>
-        <w:t xml:space="preserve">Components of equity and the statement of changes in equity</w:t>
+        <w:t xml:space="preserve">Limitations and links to the other statements</w:t>
       </w:r>
     </w:p>
     <w:p>
@@ -25408,7 +25408,7 @@
           <w:sz w:val="18"/>
           <w:szCs w:val="18"/>
         </w:rPr>
-        <w:t xml:space="preserve">Dividends, stock dividends and stock splits</w:t>
+        <w:t xml:space="preserve">Limitations and links to the other statements</w:t>
       </w:r>
     </w:p>
     <w:p>
@@ -25431,7 +25431,7 @@
           <w:sz w:val="18"/>
           <w:szCs w:val="18"/>
         </w:rPr>
-        <w:t xml:space="preserve">Issuing and buying back shares</w:t>
+        <w:t xml:space="preserve">Dividends, stock dividends and stock splits</w:t>
       </w:r>
     </w:p>
     <w:p>
@@ -25454,7 +25454,7 @@
           <w:sz w:val="18"/>
           <w:szCs w:val="18"/>
         </w:rPr>
-        <w:t xml:space="preserve">Components of equity and the statement of changes in equity</w:t>
+        <w:t xml:space="preserve">Issuing and buying back shares</w:t>
       </w:r>
     </w:p>
     <w:tbl>
@@ -28664,7 +28664,7 @@
           <w:sz w:val="19"/>
           <w:szCs w:val="19"/>
         </w:rPr>
-        <w:t xml:space="preserve">“section 4.1” — which part of the chapter is this?</w:t>
+        <w:t xml:space="preserve">Which part of this chapter is section 4.1?</w:t>
       </w:r>
     </w:p>
     <w:p>
@@ -28687,7 +28687,7 @@
           <w:sz w:val="18"/>
           <w:szCs w:val="18"/>
         </w:rPr>
-        <w:t xml:space="preserve">Issuing and buying back shares</w:t>
+        <w:t xml:space="preserve">Limitations and links to the other statements</w:t>
       </w:r>
     </w:p>
     <w:p>
@@ -28733,7 +28733,7 @@
           <w:sz w:val="18"/>
           <w:szCs w:val="18"/>
         </w:rPr>
-        <w:t xml:space="preserve">Retained earnings</w:t>
+        <w:t xml:space="preserve">Issuing and buying back shares</w:t>
       </w:r>
     </w:p>
     <w:p>
@@ -28779,7 +28779,7 @@
           <w:sz w:val="19"/>
           <w:szCs w:val="19"/>
         </w:rPr>
-        <w:t xml:space="preserve">“section 4.2” — which part of the chapter is this?</w:t>
+        <w:t xml:space="preserve">Which part of this chapter is section 4.2?</w:t>
       </w:r>
     </w:p>
     <w:p>
@@ -28825,7 +28825,7 @@
           <w:sz w:val="18"/>
           <w:szCs w:val="18"/>
         </w:rPr>
-        <w:t xml:space="preserve">Dividends, stock dividends and stock splits</w:t>
+        <w:t xml:space="preserve">Retained earnings</w:t>
       </w:r>
     </w:p>
     <w:p>
@@ -28848,7 +28848,7 @@
           <w:sz w:val="18"/>
           <w:szCs w:val="18"/>
         </w:rPr>
-        <w:t xml:space="preserve">Retained earnings</w:t>
+        <w:t xml:space="preserve">Limitations and links to the other statements</w:t>
       </w:r>
     </w:p>
     <w:p>
@@ -28871,7 +28871,7 @@
           <w:sz w:val="18"/>
           <w:szCs w:val="18"/>
         </w:rPr>
-        <w:t xml:space="preserve">Components of equity and the statement of changes in equity</w:t>
+        <w:t xml:space="preserve">Dividends, stock dividends and stock splits</w:t>
       </w:r>
     </w:p>
     <w:p>
@@ -28894,7 +28894,7 @@
           <w:sz w:val="19"/>
           <w:szCs w:val="19"/>
         </w:rPr>
-        <w:t xml:space="preserve">“section 4.3” — which part of the chapter is this?</w:t>
+        <w:t xml:space="preserve">Which part of this chapter is section 4.3?</w:t>
       </w:r>
     </w:p>
     <w:p>
@@ -28917,7 +28917,7 @@
           <w:sz w:val="18"/>
           <w:szCs w:val="18"/>
         </w:rPr>
-        <w:t xml:space="preserve">Components of equity and the statement of changes in equity</w:t>
+        <w:t xml:space="preserve">Limitations and links to the other statements</w:t>
       </w:r>
     </w:p>
     <w:p>
@@ -28986,7 +28986,7 @@
           <w:sz w:val="18"/>
           <w:szCs w:val="18"/>
         </w:rPr>
-        <w:t xml:space="preserve">Retained earnings</w:t>
+        <w:t xml:space="preserve">Components of equity and the statement of changes in equity</w:t>
       </w:r>
     </w:p>
     <w:p>
@@ -30089,8 +30089,8 @@
         </w:tblBorders>
       </w:tblPr>
       <w:tblGrid>
-        <w:gridCol w:w="1416"/>
-        <w:gridCol w:w="8184"/>
+        <w:gridCol w:w="3956"/>
+        <w:gridCol w:w="5644"/>
       </w:tblGrid>
       <w:tr>
         <w:tc>
@@ -30125,7 +30125,7 @@
       <w:tr>
         <w:tc>
           <w:tcPr>
-            <w:tcW w:type="pct" w:w="738"/>
+            <w:tcW w:type="pct" w:w="2061"/>
             <w:tcMar>
               <w:top w:type="dxa" w:w="50"/>
               <w:left w:type="dxa" w:w="110"/>
@@ -30151,7 +30151,7 @@
         </w:tc>
         <w:tc>
           <w:tcPr>
-            <w:tcW w:type="pct" w:w="4262"/>
+            <w:tcW w:type="pct" w:w="2939"/>
             <w:tcMar>
               <w:top w:type="dxa" w:w="50"/>
               <w:left w:type="dxa" w:w="110"/>
@@ -30179,7 +30179,7 @@
       <w:tr>
         <w:tc>
           <w:tcPr>
-            <w:tcW w:type="pct" w:w="738"/>
+            <w:tcW w:type="pct" w:w="2061"/>
             <w:tcMar>
               <w:top w:type="dxa" w:w="50"/>
               <w:left w:type="dxa" w:w="110"/>
@@ -30203,7 +30203,7 @@
         </w:tc>
         <w:tc>
           <w:tcPr>
-            <w:tcW w:type="pct" w:w="4262"/>
+            <w:tcW w:type="pct" w:w="2939"/>
             <w:tcMar>
               <w:top w:type="dxa" w:w="50"/>
               <w:left w:type="dxa" w:w="110"/>
@@ -30229,7 +30229,7 @@
       <w:tr>
         <w:tc>
           <w:tcPr>
-            <w:tcW w:type="pct" w:w="738"/>
+            <w:tcW w:type="pct" w:w="2061"/>
             <w:shd w:fill="FBFAF6" w:val="clear"/>
             <w:tcMar>
               <w:top w:type="dxa" w:w="50"/>
@@ -30254,7 +30254,7 @@
         </w:tc>
         <w:tc>
           <w:tcPr>
-            <w:tcW w:type="pct" w:w="4262"/>
+            <w:tcW w:type="pct" w:w="2939"/>
             <w:shd w:fill="FBFAF6" w:val="clear"/>
             <w:tcMar>
               <w:top w:type="dxa" w:w="50"/>
@@ -30281,7 +30281,7 @@
       <w:tr>
         <w:tc>
           <w:tcPr>
-            <w:tcW w:type="pct" w:w="738"/>
+            <w:tcW w:type="pct" w:w="2061"/>
             <w:tcMar>
               <w:top w:type="dxa" w:w="50"/>
               <w:left w:type="dxa" w:w="110"/>
@@ -30305,7 +30305,7 @@
         </w:tc>
         <w:tc>
           <w:tcPr>
-            <w:tcW w:type="pct" w:w="4262"/>
+            <w:tcW w:type="pct" w:w="2939"/>
             <w:tcMar>
               <w:top w:type="dxa" w:w="50"/>
               <w:left w:type="dxa" w:w="110"/>
@@ -30331,7 +30331,7 @@
       <w:tr>
         <w:tc>
           <w:tcPr>
-            <w:tcW w:type="pct" w:w="738"/>
+            <w:tcW w:type="pct" w:w="2061"/>
             <w:shd w:fill="FBFAF6" w:val="clear"/>
             <w:tcMar>
               <w:top w:type="dxa" w:w="50"/>
@@ -30356,7 +30356,7 @@
         </w:tc>
         <w:tc>
           <w:tcPr>
-            <w:tcW w:type="pct" w:w="4262"/>
+            <w:tcW w:type="pct" w:w="2939"/>
             <w:shd w:fill="FBFAF6" w:val="clear"/>
             <w:tcMar>
               <w:top w:type="dxa" w:w="50"/>
@@ -30383,7 +30383,7 @@
       <w:tr>
         <w:tc>
           <w:tcPr>
-            <w:tcW w:type="pct" w:w="738"/>
+            <w:tcW w:type="pct" w:w="2061"/>
             <w:tcMar>
               <w:top w:type="dxa" w:w="50"/>
               <w:left w:type="dxa" w:w="110"/>
@@ -30407,7 +30407,7 @@
         </w:tc>
         <w:tc>
           <w:tcPr>
-            <w:tcW w:type="pct" w:w="4262"/>
+            <w:tcW w:type="pct" w:w="2939"/>
             <w:tcMar>
               <w:top w:type="dxa" w:w="50"/>
               <w:left w:type="dxa" w:w="110"/>
@@ -30433,7 +30433,7 @@
       <w:tr>
         <w:tc>
           <w:tcPr>
-            <w:tcW w:type="pct" w:w="738"/>
+            <w:tcW w:type="pct" w:w="2061"/>
             <w:shd w:fill="FBFAF6" w:val="clear"/>
             <w:tcMar>
               <w:top w:type="dxa" w:w="50"/>
@@ -30458,7 +30458,7 @@
         </w:tc>
         <w:tc>
           <w:tcPr>
-            <w:tcW w:type="pct" w:w="4262"/>
+            <w:tcW w:type="pct" w:w="2939"/>
             <w:shd w:fill="FBFAF6" w:val="clear"/>
             <w:tcMar>
               <w:top w:type="dxa" w:w="50"/>
@@ -30579,7 +30579,7 @@
           <w:sz w:val="18"/>
           <w:szCs w:val="18"/>
         </w:rPr>
-        <w:t xml:space="preserve">Enter the balance of APIC–treasury stock at December 31, 2026.</w:t>
+        <w:t xml:space="preserve">Enter the amount transferred out of retained earnings for the stock di</w:t>
       </w:r>
     </w:p>
     <w:p>
@@ -30625,7 +30625,7 @@
           <w:sz w:val="18"/>
           <w:szCs w:val="18"/>
         </w:rPr>
-        <w:t xml:space="preserve">Enter the amount transferred out of retained earnings for the stock di</w:t>
+        <w:t xml:space="preserve">Enter the balance of APIC–treasury stock at December 31, 2026.</w:t>
       </w:r>
     </w:p>
     <w:p>
@@ -30648,7 +30648,7 @@
           <w:sz w:val="18"/>
           <w:szCs w:val="18"/>
         </w:rPr>
-        <w:t xml:space="preserve">Enter the cash dividend declared on December 15 (E5).</w:t>
+        <w:t xml:space="preserve">Enter total stockholders' equity at December 31, 2026.</w:t>
       </w:r>
     </w:p>
     <w:p>
@@ -30763,7 +30763,7 @@
           <w:sz w:val="18"/>
           <w:szCs w:val="18"/>
         </w:rPr>
-        <w:t xml:space="preserve">Enter the cash dividend declared on December 15 (E5).</w:t>
+        <w:t xml:space="preserve">Enter total stockholders' equity at December 31, 2026.</w:t>
       </w:r>
     </w:p>
     <w:p>
@@ -30809,7 +30809,7 @@
           <w:sz w:val="18"/>
           <w:szCs w:val="18"/>
         </w:rPr>
-        <w:t xml:space="preserve">Enter the cash dividend declared on December 15 (E5).</w:t>
+        <w:t xml:space="preserve">Enter total stockholders' equity at December 31, 2026.</w:t>
       </w:r>
     </w:p>
     <w:p>
@@ -30924,7 +30924,7 @@
           <w:sz w:val="18"/>
           <w:szCs w:val="18"/>
         </w:rPr>
-        <w:t xml:space="preserve">Enter the amount transferred out of retained earnings for the stock di</w:t>
+        <w:t xml:space="preserve">Enter the balance of APIC–treasury stock at December 31, 2026.</w:t>
       </w:r>
     </w:p>
     <w:p>
@@ -30947,7 +30947,7 @@
           <w:sz w:val="18"/>
           <w:szCs w:val="18"/>
         </w:rPr>
-        <w:t xml:space="preserve">Classify each account at the end of 2026. (On the exam screen you woul</w:t>
+        <w:t xml:space="preserve">Enter total stockholders' equity at December 31, 2026.</w:t>
       </w:r>
     </w:p>
     <w:p>
@@ -30970,7 +30970,7 @@
           <w:sz w:val="18"/>
           <w:szCs w:val="18"/>
         </w:rPr>
-        <w:t xml:space="preserve">Enter the balance of APIC–treasury stock at December 31, 2026.</w:t>
+        <w:t xml:space="preserve">Enter retained earnings at December 31, 2026.</w:t>
       </w:r>
     </w:p>
     <w:p>
@@ -31062,7 +31062,7 @@
           <w:sz w:val="18"/>
           <w:szCs w:val="18"/>
         </w:rPr>
-        <w:t xml:space="preserve">Classify each account at the end of 2026. (On the exam screen you woul</w:t>
+        <w:t xml:space="preserve">Enter the cash dividend declared on December 15 (E5).</w:t>
       </w:r>
     </w:p>
     <w:p>
@@ -31085,7 +31085,7 @@
           <w:sz w:val="18"/>
           <w:szCs w:val="18"/>
         </w:rPr>
-        <w:t xml:space="preserve">Enter the amount transferred out of retained earnings for the stock di</w:t>
+        <w:t xml:space="preserve">Enter the balance of APIC–treasury stock at December 31, 2026.</w:t>
       </w:r>
     </w:p>
     <w:p>
@@ -31108,7 +31108,7 @@
           <w:sz w:val="18"/>
           <w:szCs w:val="18"/>
         </w:rPr>
-        <w:t xml:space="preserve">Enter the balance of APIC–treasury stock at December 31, 2026.</w:t>
+        <w:t xml:space="preserve">Enter total stockholders' equity at December 31, 2026.</w:t>
       </w:r>
     </w:p>
     <w:p>
@@ -31154,7 +31154,7 @@
           <w:sz w:val="18"/>
           <w:szCs w:val="18"/>
         </w:rPr>
-        <w:t xml:space="preserve">Enter the amount transferred out of retained earnings for the stock di</w:t>
+        <w:t xml:space="preserve">Enter retained earnings at December 31, 2026.</w:t>
       </w:r>
     </w:p>
     <w:p>
@@ -31200,7 +31200,7 @@
           <w:sz w:val="18"/>
           <w:szCs w:val="18"/>
         </w:rPr>
-        <w:t xml:space="preserve">Classify each account at the end of 2026. (On the exam screen you woul</w:t>
+        <w:t xml:space="preserve">Enter the cash dividend declared on December 15 (E5).</w:t>
       </w:r>
     </w:p>
     <w:p>
